--- a/Differences_between_OMOP_and_RAW.docx
+++ b/Differences_between_OMOP_and_RAW.docx
@@ -31,6 +31,9 @@
         <w:t xml:space="preserve">OMOP: </w:t>
       </w:r>
       <w:r>
+        <w:rPr>
+          <w:noProof/>
+        </w:rPr>
         <w:drawing>
           <wp:inline distT="0" distB="0" distL="0" distR="0" wp14:anchorId="78C660DE" wp14:editId="5E659168">
             <wp:extent cx="5731510" cy="1760855"/>
@@ -81,6 +84,9 @@
         <w:t xml:space="preserve">Raw: </w:t>
       </w:r>
       <w:r>
+        <w:rPr>
+          <w:noProof/>
+        </w:rPr>
         <w:drawing>
           <wp:inline distT="0" distB="0" distL="0" distR="0" wp14:anchorId="2C80B6CD" wp14:editId="54ECAD90">
             <wp:extent cx="5731510" cy="1741805"/>
@@ -159,6 +165,9 @@
         </w:numPr>
       </w:pPr>
       <w:r>
+        <w:rPr>
+          <w:noProof/>
+        </w:rPr>
         <w:drawing>
           <wp:inline distT="0" distB="0" distL="0" distR="0" wp14:anchorId="2E294390" wp14:editId="34E12E0A">
             <wp:extent cx="4756150" cy="761427"/>
@@ -213,6 +222,9 @@
         </w:numPr>
       </w:pPr>
       <w:r>
+        <w:rPr>
+          <w:noProof/>
+        </w:rPr>
         <w:drawing>
           <wp:inline distT="0" distB="0" distL="0" distR="0" wp14:anchorId="6271A037" wp14:editId="4F3058CC">
             <wp:extent cx="4779010" cy="567064"/>
@@ -291,6 +303,9 @@
         </w:numPr>
       </w:pPr>
       <w:r>
+        <w:rPr>
+          <w:noProof/>
+        </w:rPr>
         <w:lastRenderedPageBreak/>
         <w:drawing>
           <wp:inline distT="0" distB="0" distL="0" distR="0" wp14:anchorId="59D81950" wp14:editId="35C8E3ED">
@@ -346,6 +361,9 @@
         </w:numPr>
       </w:pPr>
       <w:r>
+        <w:rPr>
+          <w:noProof/>
+        </w:rPr>
         <w:drawing>
           <wp:inline distT="0" distB="0" distL="0" distR="0" wp14:anchorId="3B94E5B6" wp14:editId="6ECC734E">
             <wp:extent cx="5083810" cy="840355"/>
@@ -424,6 +442,9 @@
         </w:numPr>
       </w:pPr>
       <w:r>
+        <w:rPr>
+          <w:noProof/>
+        </w:rPr>
         <w:drawing>
           <wp:inline distT="0" distB="0" distL="0" distR="0" wp14:anchorId="6950DE1B" wp14:editId="5E4B1A2E">
             <wp:extent cx="5129530" cy="2243672"/>
@@ -478,6 +499,9 @@
         </w:numPr>
       </w:pPr>
       <w:r>
+        <w:rPr>
+          <w:noProof/>
+        </w:rPr>
         <w:drawing>
           <wp:inline distT="0" distB="0" distL="0" distR="0" wp14:anchorId="01964BDE" wp14:editId="1B1779D1">
             <wp:extent cx="5152390" cy="935034"/>
@@ -556,6 +580,9 @@
         </w:numPr>
       </w:pPr>
       <w:r>
+        <w:rPr>
+          <w:noProof/>
+        </w:rPr>
         <w:lastRenderedPageBreak/>
         <w:drawing>
           <wp:inline distT="0" distB="0" distL="0" distR="0" wp14:anchorId="5B0F0710" wp14:editId="30509BAD">
@@ -611,6 +638,9 @@
         </w:numPr>
       </w:pPr>
       <w:r>
+        <w:rPr>
+          <w:noProof/>
+        </w:rPr>
         <w:drawing>
           <wp:inline distT="0" distB="0" distL="0" distR="0" wp14:anchorId="40F11A3D" wp14:editId="412C52F7">
             <wp:extent cx="5167630" cy="946387"/>
@@ -689,6 +719,9 @@
         </w:numPr>
       </w:pPr>
       <w:r>
+        <w:rPr>
+          <w:noProof/>
+        </w:rPr>
         <w:drawing>
           <wp:inline distT="0" distB="0" distL="0" distR="0" wp14:anchorId="740D4463" wp14:editId="5E97196F">
             <wp:extent cx="5083810" cy="2088496"/>
@@ -743,6 +776,9 @@
         </w:numPr>
       </w:pPr>
       <w:r>
+        <w:rPr>
+          <w:noProof/>
+        </w:rPr>
         <w:drawing>
           <wp:inline distT="0" distB="0" distL="0" distR="0" wp14:anchorId="75FA76A2" wp14:editId="52EA71FC">
             <wp:extent cx="5099050" cy="914620"/>
@@ -821,6 +857,9 @@
         </w:numPr>
       </w:pPr>
       <w:r>
+        <w:rPr>
+          <w:noProof/>
+        </w:rPr>
         <w:lastRenderedPageBreak/>
         <w:drawing>
           <wp:inline distT="0" distB="0" distL="0" distR="0" wp14:anchorId="4A006F38" wp14:editId="1FD77A4C">
@@ -876,6 +915,9 @@
         </w:numPr>
       </w:pPr>
       <w:r>
+        <w:rPr>
+          <w:noProof/>
+        </w:rPr>
         <w:drawing>
           <wp:inline distT="0" distB="0" distL="0" distR="0" wp14:anchorId="24D05D9C" wp14:editId="2FF1D6A7">
             <wp:extent cx="5068570" cy="969239"/>
@@ -954,6 +996,9 @@
         </w:numPr>
       </w:pPr>
       <w:r>
+        <w:rPr>
+          <w:noProof/>
+        </w:rPr>
         <w:drawing>
           <wp:inline distT="0" distB="0" distL="0" distR="0" wp14:anchorId="2FBF280A" wp14:editId="2F616607">
             <wp:extent cx="5099050" cy="1023087"/>
@@ -1008,6 +1053,9 @@
         </w:numPr>
       </w:pPr>
       <w:r>
+        <w:rPr>
+          <w:noProof/>
+        </w:rPr>
         <w:drawing>
           <wp:inline distT="0" distB="0" distL="0" distR="0" wp14:anchorId="14ED64E0" wp14:editId="296D4169">
             <wp:extent cx="5106670" cy="825463"/>
@@ -1125,7 +1173,15 @@
         <w:t>R is filter</w:t>
       </w:r>
       <w:r>
-        <w:t>ing to have vertebral instead of nhnv.</w:t>
+        <w:t xml:space="preserve">ing to have vertebral instead of </w:t>
+      </w:r>
+      <w:proofErr w:type="spellStart"/>
+      <w:r>
+        <w:t>nhnv</w:t>
+      </w:r>
+      <w:proofErr w:type="spellEnd"/>
+      <w:r>
+        <w:t>.</w:t>
       </w:r>
     </w:p>
     <w:p>
@@ -1137,6 +1193,9 @@
         </w:numPr>
       </w:pPr>
       <w:r>
+        <w:rPr>
+          <w:noProof/>
+        </w:rPr>
         <w:drawing>
           <wp:inline distT="0" distB="0" distL="0" distR="0" wp14:anchorId="7D38019E" wp14:editId="5FFCE3E1">
             <wp:extent cx="4992370" cy="1552580"/>
@@ -1191,6 +1250,9 @@
         </w:numPr>
       </w:pPr>
       <w:r>
+        <w:rPr>
+          <w:noProof/>
+        </w:rPr>
         <w:lastRenderedPageBreak/>
         <w:drawing>
           <wp:inline distT="0" distB="0" distL="0" distR="0" wp14:anchorId="1C70D765" wp14:editId="02D0046D">
@@ -1264,6 +1326,9 @@
         </w:numPr>
       </w:pPr>
       <w:r>
+        <w:rPr>
+          <w:noProof/>
+        </w:rPr>
         <w:drawing>
           <wp:inline distT="0" distB="0" distL="0" distR="0" wp14:anchorId="15F91CAE" wp14:editId="5331AD78">
             <wp:extent cx="4992370" cy="1552580"/>
@@ -1318,6 +1383,9 @@
         </w:numPr>
       </w:pPr>
       <w:r>
+        <w:rPr>
+          <w:noProof/>
+        </w:rPr>
         <w:drawing>
           <wp:inline distT="0" distB="0" distL="0" distR="0" wp14:anchorId="62B5822E" wp14:editId="773AB9CF">
             <wp:extent cx="4992370" cy="1207992"/>
@@ -1368,10 +1436,7 @@
         <w:pStyle w:val="Style2"/>
       </w:pPr>
       <w:r>
-        <w:t xml:space="preserve">Cleaning </w:t>
-      </w:r>
-      <w:r>
-        <w:t>Cohort</w:t>
+        <w:t>Cleaning Cohort</w:t>
       </w:r>
     </w:p>
     <w:p>
@@ -1384,6 +1449,9 @@
         <w:t xml:space="preserve">OMOP: </w:t>
       </w:r>
       <w:r>
+        <w:rPr>
+          <w:noProof/>
+        </w:rPr>
         <w:drawing>
           <wp:inline distT="0" distB="0" distL="0" distR="0" wp14:anchorId="3F6F8552" wp14:editId="2C58BF14">
             <wp:extent cx="5731510" cy="2854325"/>
@@ -1435,6 +1503,9 @@
         <w:t xml:space="preserve">Raw: </w:t>
       </w:r>
       <w:r>
+        <w:rPr>
+          <w:noProof/>
+        </w:rPr>
         <w:drawing>
           <wp:inline distT="0" distB="0" distL="0" distR="0" wp14:anchorId="67F1D33A" wp14:editId="46A5217B">
             <wp:extent cx="5731510" cy="2860040"/>
@@ -1513,6 +1584,9 @@
         </w:numPr>
       </w:pPr>
       <w:r>
+        <w:rPr>
+          <w:noProof/>
+        </w:rPr>
         <w:drawing>
           <wp:inline distT="0" distB="0" distL="0" distR="0" wp14:anchorId="5895CE3A" wp14:editId="6E6B3204">
             <wp:extent cx="4885690" cy="1554587"/>
@@ -1567,6 +1641,9 @@
         </w:numPr>
       </w:pPr>
       <w:r>
+        <w:rPr>
+          <w:noProof/>
+        </w:rPr>
         <w:drawing>
           <wp:inline distT="0" distB="0" distL="0" distR="0" wp14:anchorId="7D0B391F" wp14:editId="2AAAD30C">
             <wp:extent cx="4916170" cy="1184652"/>
@@ -1621,10 +1698,7 @@
         </w:numPr>
       </w:pPr>
       <w:r>
-        <w:t xml:space="preserve">Cohort </w:t>
-      </w:r>
-      <w:r>
-        <w:t>table a</w:t>
+        <w:t>Cohort table a</w:t>
       </w:r>
     </w:p>
     <w:p>
@@ -1648,6 +1722,9 @@
         </w:numPr>
       </w:pPr>
       <w:r>
+        <w:rPr>
+          <w:noProof/>
+        </w:rPr>
         <w:drawing>
           <wp:inline distT="0" distB="0" distL="0" distR="0" wp14:anchorId="2EC813CF" wp14:editId="2BF208A1">
             <wp:extent cx="4931410" cy="1524333"/>
@@ -1702,6 +1779,9 @@
         </w:numPr>
       </w:pPr>
       <w:r>
+        <w:rPr>
+          <w:noProof/>
+        </w:rPr>
         <w:lastRenderedPageBreak/>
         <w:drawing>
           <wp:inline distT="0" distB="0" distL="0" distR="0" wp14:anchorId="5DE72CBB" wp14:editId="21FF6640">
@@ -1781,6 +1861,9 @@
         </w:numPr>
       </w:pPr>
       <w:r>
+        <w:rPr>
+          <w:noProof/>
+        </w:rPr>
         <w:drawing>
           <wp:inline distT="0" distB="0" distL="0" distR="0" wp14:anchorId="488B9903" wp14:editId="3C648E2E">
             <wp:extent cx="5038090" cy="1543913"/>
@@ -1835,6 +1918,9 @@
         </w:numPr>
       </w:pPr>
       <w:r>
+        <w:rPr>
+          <w:noProof/>
+        </w:rPr>
         <w:drawing>
           <wp:inline distT="0" distB="0" distL="0" distR="0" wp14:anchorId="42011EA5" wp14:editId="6DAB19CD">
             <wp:extent cx="5060950" cy="1184215"/>
@@ -1913,6 +1999,9 @@
         </w:numPr>
       </w:pPr>
       <w:r>
+        <w:rPr>
+          <w:noProof/>
+        </w:rPr>
         <w:drawing>
           <wp:inline distT="0" distB="0" distL="0" distR="0" wp14:anchorId="374740A3" wp14:editId="6D469D4E">
             <wp:extent cx="5076190" cy="1563462"/>
@@ -1967,6 +2056,9 @@
         </w:numPr>
       </w:pPr>
       <w:r>
+        <w:rPr>
+          <w:noProof/>
+        </w:rPr>
         <w:drawing>
           <wp:inline distT="0" distB="0" distL="0" distR="0" wp14:anchorId="01556B52" wp14:editId="1EF77062">
             <wp:extent cx="5068570" cy="1178136"/>
@@ -2043,6 +2135,9 @@
         <w:t xml:space="preserve"> this is index data: </w:t>
       </w:r>
       <w:r>
+        <w:rPr>
+          <w:noProof/>
+        </w:rPr>
         <w:drawing>
           <wp:inline distT="0" distB="0" distL="0" distR="0" wp14:anchorId="62BA1BC3" wp14:editId="77C238A4">
             <wp:extent cx="5289550" cy="972232"/>
@@ -2106,6 +2201,9 @@
         <w:t xml:space="preserve">: </w:t>
       </w:r>
       <w:r>
+        <w:rPr>
+          <w:noProof/>
+        </w:rPr>
         <w:drawing>
           <wp:inline distT="0" distB="0" distL="0" distR="0" wp14:anchorId="58DCB2AE" wp14:editId="53FB7DDB">
             <wp:extent cx="5358130" cy="1250784"/>
@@ -2205,6 +2303,9 @@
         </w:numPr>
       </w:pPr>
       <w:r>
+        <w:rPr>
+          <w:noProof/>
+        </w:rPr>
         <w:drawing>
           <wp:inline distT="0" distB="0" distL="0" distR="0" wp14:anchorId="6DABFE47" wp14:editId="76A408A6">
             <wp:extent cx="4946650" cy="909206"/>
@@ -2259,6 +2360,9 @@
         </w:numPr>
       </w:pPr>
       <w:r>
+        <w:rPr>
+          <w:noProof/>
+        </w:rPr>
         <w:drawing>
           <wp:inline distT="0" distB="0" distL="0" distR="0" wp14:anchorId="686DF7AC" wp14:editId="5A1AB9AC">
             <wp:extent cx="4946650" cy="1143221"/>
@@ -2313,10 +2417,7 @@
         </w:numPr>
       </w:pPr>
       <w:r>
-        <w:t xml:space="preserve">Cohort table </w:t>
-      </w:r>
-      <w:r>
-        <w:t>d</w:t>
+        <w:t>Cohort table d</w:t>
       </w:r>
     </w:p>
     <w:p>
@@ -2345,6 +2446,9 @@
         </w:numPr>
       </w:pPr>
       <w:r>
+        <w:rPr>
+          <w:noProof/>
+        </w:rPr>
         <w:drawing>
           <wp:inline distT="0" distB="0" distL="0" distR="0" wp14:anchorId="0D8240C7" wp14:editId="2D49C902">
             <wp:extent cx="5015230" cy="904586"/>
@@ -2399,6 +2503,9 @@
         </w:numPr>
       </w:pPr>
       <w:r>
+        <w:rPr>
+          <w:noProof/>
+        </w:rPr>
         <w:drawing>
           <wp:inline distT="0" distB="0" distL="0" distR="0" wp14:anchorId="36346BE2" wp14:editId="471C9160">
             <wp:extent cx="5038090" cy="1243056"/>
@@ -2478,6 +2585,9 @@
         </w:numPr>
       </w:pPr>
       <w:r>
+        <w:rPr>
+          <w:noProof/>
+        </w:rPr>
         <w:drawing>
           <wp:inline distT="0" distB="0" distL="0" distR="0" wp14:anchorId="41FD346C" wp14:editId="1823B22A">
             <wp:extent cx="4900930" cy="845962"/>
@@ -2532,6 +2642,9 @@
         </w:numPr>
       </w:pPr>
       <w:r>
+        <w:rPr>
+          <w:noProof/>
+        </w:rPr>
         <w:drawing>
           <wp:inline distT="0" distB="0" distL="0" distR="0" wp14:anchorId="336637E1" wp14:editId="4F7D4740">
             <wp:extent cx="4923790" cy="1215946"/>
@@ -2612,6 +2725,9 @@
         </w:numPr>
       </w:pPr>
       <w:r>
+        <w:rPr>
+          <w:noProof/>
+        </w:rPr>
         <w:drawing>
           <wp:inline distT="0" distB="0" distL="0" distR="0" wp14:anchorId="30017837" wp14:editId="4F0D7D7E">
             <wp:extent cx="4855210" cy="896702"/>
@@ -2666,6 +2782,9 @@
         </w:numPr>
       </w:pPr>
       <w:r>
+        <w:rPr>
+          <w:noProof/>
+        </w:rPr>
         <w:drawing>
           <wp:inline distT="0" distB="0" distL="0" distR="0" wp14:anchorId="6595B577" wp14:editId="2F35608E">
             <wp:extent cx="4878070" cy="1192225"/>
@@ -2744,6 +2863,9 @@
         </w:numPr>
       </w:pPr>
       <w:r>
+        <w:rPr>
+          <w:noProof/>
+        </w:rPr>
         <w:drawing>
           <wp:inline distT="0" distB="0" distL="0" distR="0" wp14:anchorId="195A9603" wp14:editId="3028636A">
             <wp:extent cx="4870450" cy="822354"/>
@@ -2798,6 +2920,9 @@
         </w:numPr>
       </w:pPr>
       <w:r>
+        <w:rPr>
+          <w:noProof/>
+        </w:rPr>
         <w:drawing>
           <wp:inline distT="0" distB="0" distL="0" distR="0" wp14:anchorId="01B486DC" wp14:editId="6447318B">
             <wp:extent cx="4878070" cy="1037657"/>

--- a/Differences_between_OMOP_and_RAW.docx
+++ b/Differences_between_OMOP_and_RAW.docx
@@ -3018,6 +3018,1130 @@
             <o:FieldCodes>\f 0</o:FieldCodes>
           </o:OLEObject>
         </w:object>
+      </w:r>
+    </w:p>
+    <w:p>
+      <w:pPr>
+        <w:rPr>
+          <w:b/>
+          <w:bCs/>
+          <w:u w:val="single"/>
+        </w:rPr>
+      </w:pPr>
+      <w:r>
+        <w:rPr>
+          <w:b/>
+          <w:bCs/>
+          <w:u w:val="single"/>
+        </w:rPr>
+        <w:t>Compare the number of patients</w:t>
+      </w:r>
+    </w:p>
+    <w:p>
+      <w:r>
+        <w:t xml:space="preserve">I begin with </w:t>
+      </w:r>
+      <w:r>
+        <w:t>both</w:t>
+      </w:r>
+      <w:r>
+        <w:t xml:space="preserve"> </w:t>
+      </w:r>
+      <w:r>
+        <w:t>data</w:t>
+      </w:r>
+      <w:r>
+        <w:t xml:space="preserve">sets </w:t>
+      </w:r>
+      <w:r>
+        <w:t>in</w:t>
+      </w:r>
+      <w:r>
+        <w:t xml:space="preserve"> long format (fracture tables). The size of the circle is equivalent to the number of fractures (i.e., records). I see an overlap of 30, 532 patients in </w:t>
+      </w:r>
+      <w:r>
+        <w:t>both</w:t>
+      </w:r>
+      <w:r>
+        <w:t xml:space="preserve"> </w:t>
+      </w:r>
+      <w:r>
+        <w:t xml:space="preserve">OMOP </w:t>
+      </w:r>
+      <w:r>
+        <w:t>and raw. Patients only in OMOP are 153, 776 with 671, 907 records while those only in Raw are 685 with 27085.</w:t>
+      </w:r>
+    </w:p>
+    <w:p>
+      <w:r>
+        <w:drawing>
+          <wp:inline distT="0" distB="0" distL="0" distR="0" wp14:anchorId="7A9CFFEA" wp14:editId="13DE65B0">
+            <wp:extent cx="4678680" cy="781681"/>
+            <wp:effectExtent l="0" t="0" r="0" b="0"/>
+            <wp:docPr id="1510272310" name="Picture 1" descr="A screenshot of a computer&#10;&#10;Description automatically generated"/>
+            <wp:cNvGraphicFramePr>
+              <a:graphicFrameLocks xmlns:a="http://schemas.openxmlformats.org/drawingml/2006/main" noChangeAspect="1"/>
+            </wp:cNvGraphicFramePr>
+            <a:graphic xmlns:a="http://schemas.openxmlformats.org/drawingml/2006/main">
+              <a:graphicData uri="http://schemas.openxmlformats.org/drawingml/2006/picture">
+                <pic:pic xmlns:pic="http://schemas.openxmlformats.org/drawingml/2006/picture">
+                  <pic:nvPicPr>
+                    <pic:cNvPr id="1510272310" name="Picture 1" descr="A screenshot of a computer&#10;&#10;Description automatically generated"/>
+                    <pic:cNvPicPr/>
+                  </pic:nvPicPr>
+                  <pic:blipFill>
+                    <a:blip r:embed="rId48"/>
+                    <a:stretch>
+                      <a:fillRect/>
+                    </a:stretch>
+                  </pic:blipFill>
+                  <pic:spPr>
+                    <a:xfrm>
+                      <a:off x="0" y="0"/>
+                      <a:ext cx="4702036" cy="785583"/>
+                    </a:xfrm>
+                    <a:prstGeom prst="rect">
+                      <a:avLst/>
+                    </a:prstGeom>
+                  </pic:spPr>
+                </pic:pic>
+              </a:graphicData>
+            </a:graphic>
+          </wp:inline>
+        </w:drawing>
+      </w:r>
+    </w:p>
+    <w:p>
+      <w:r>
+        <w:drawing>
+          <wp:inline distT="0" distB="0" distL="0" distR="0" wp14:anchorId="5DC84ABC" wp14:editId="73068D07">
+            <wp:extent cx="4716780" cy="3755238"/>
+            <wp:effectExtent l="0" t="0" r="7620" b="0"/>
+            <wp:docPr id="789034305" name="Picture 1" descr="A blue and pink circle with black numbers&#10;&#10;Description automatically generated"/>
+            <wp:cNvGraphicFramePr>
+              <a:graphicFrameLocks xmlns:a="http://schemas.openxmlformats.org/drawingml/2006/main" noChangeAspect="1"/>
+            </wp:cNvGraphicFramePr>
+            <a:graphic xmlns:a="http://schemas.openxmlformats.org/drawingml/2006/main">
+              <a:graphicData uri="http://schemas.openxmlformats.org/drawingml/2006/picture">
+                <pic:pic xmlns:pic="http://schemas.openxmlformats.org/drawingml/2006/picture">
+                  <pic:nvPicPr>
+                    <pic:cNvPr id="789034305" name="Picture 1" descr="A blue and pink circle with black numbers&#10;&#10;Description automatically generated"/>
+                    <pic:cNvPicPr/>
+                  </pic:nvPicPr>
+                  <pic:blipFill>
+                    <a:blip r:embed="rId49"/>
+                    <a:stretch>
+                      <a:fillRect/>
+                    </a:stretch>
+                  </pic:blipFill>
+                  <pic:spPr>
+                    <a:xfrm>
+                      <a:off x="0" y="0"/>
+                      <a:ext cx="4725361" cy="3762070"/>
+                    </a:xfrm>
+                    <a:prstGeom prst="rect">
+                      <a:avLst/>
+                    </a:prstGeom>
+                  </pic:spPr>
+                </pic:pic>
+              </a:graphicData>
+            </a:graphic>
+          </wp:inline>
+        </w:drawing>
+      </w:r>
+    </w:p>
+    <w:p>
+      <w:pPr>
+        <w:rPr>
+          <w:b/>
+          <w:bCs/>
+          <w:color w:val="FF0000"/>
+          <w:u w:val="single"/>
+        </w:rPr>
+      </w:pPr>
+      <w:r>
+        <w:t xml:space="preserve">From Antonella: </w:t>
+      </w:r>
+      <w:r>
+        <w:rPr>
+          <w:color w:val="FF0000"/>
+        </w:rPr>
+        <w:t xml:space="preserve">one reason could be that some patients have more than one </w:t>
+      </w:r>
+      <w:proofErr w:type="spellStart"/>
+      <w:r>
+        <w:rPr>
+          <w:color w:val="FF0000"/>
+        </w:rPr>
+        <w:t>patid</w:t>
+      </w:r>
+      <w:proofErr w:type="spellEnd"/>
+      <w:r>
+        <w:rPr>
+          <w:color w:val="FF0000"/>
+        </w:rPr>
+        <w:t xml:space="preserve"> in raw, but then when they are mapped in </w:t>
+      </w:r>
+      <w:r>
+        <w:rPr>
+          <w:color w:val="FF0000"/>
+        </w:rPr>
+        <w:t xml:space="preserve">OMOP </w:t>
+      </w:r>
+      <w:r>
+        <w:rPr>
+          <w:color w:val="FF0000"/>
+        </w:rPr>
+        <w:t xml:space="preserve">(and linked with HES), only one (the last) of their </w:t>
+      </w:r>
+      <w:proofErr w:type="spellStart"/>
+      <w:r>
+        <w:rPr>
+          <w:color w:val="FF0000"/>
+        </w:rPr>
+        <w:t>patid</w:t>
+      </w:r>
+      <w:proofErr w:type="spellEnd"/>
+      <w:r>
+        <w:rPr>
+          <w:color w:val="FF0000"/>
+        </w:rPr>
+        <w:t xml:space="preserve"> is </w:t>
+      </w:r>
+      <w:r>
+        <w:rPr>
+          <w:color w:val="FF0000"/>
+        </w:rPr>
+        <w:t>maintained</w:t>
+      </w:r>
+      <w:r>
+        <w:rPr>
+          <w:color w:val="FF0000"/>
+        </w:rPr>
+        <w:t xml:space="preserve">. </w:t>
+      </w:r>
+      <w:r>
+        <w:rPr>
+          <w:color w:val="FF0000"/>
+        </w:rPr>
+        <w:t>So,</w:t>
+      </w:r>
+      <w:r>
+        <w:rPr>
+          <w:color w:val="FF0000"/>
+        </w:rPr>
+        <w:t xml:space="preserve"> this could explain why 685 patients in raw are not found in OMOP.</w:t>
+      </w:r>
+      <w:r>
+        <w:t xml:space="preserve"> </w:t>
+      </w:r>
+      <w:r>
+        <w:rPr>
+          <w:b/>
+          <w:bCs/>
+          <w:color w:val="FF0000"/>
+          <w:u w:val="single"/>
+        </w:rPr>
+        <w:t xml:space="preserve">in </w:t>
+      </w:r>
+      <w:proofErr w:type="spellStart"/>
+      <w:r>
+        <w:rPr>
+          <w:b/>
+          <w:bCs/>
+          <w:color w:val="FF0000"/>
+          <w:u w:val="single"/>
+        </w:rPr>
+        <w:t>omop-hes</w:t>
+      </w:r>
+      <w:proofErr w:type="spellEnd"/>
+      <w:r>
+        <w:rPr>
+          <w:b/>
+          <w:bCs/>
+          <w:color w:val="FF0000"/>
+          <w:u w:val="single"/>
+        </w:rPr>
+        <w:t xml:space="preserve"> only the last </w:t>
+      </w:r>
+      <w:proofErr w:type="spellStart"/>
+      <w:r>
+        <w:rPr>
+          <w:b/>
+          <w:bCs/>
+          <w:color w:val="FF0000"/>
+          <w:u w:val="single"/>
+        </w:rPr>
+        <w:t>patid</w:t>
+      </w:r>
+      <w:proofErr w:type="spellEnd"/>
+      <w:r>
+        <w:rPr>
+          <w:b/>
+          <w:bCs/>
+          <w:color w:val="FF0000"/>
+          <w:u w:val="single"/>
+        </w:rPr>
+        <w:t xml:space="preserve"> is </w:t>
+      </w:r>
+      <w:proofErr w:type="spellStart"/>
+      <w:r>
+        <w:rPr>
+          <w:b/>
+          <w:bCs/>
+          <w:color w:val="FF0000"/>
+          <w:u w:val="single"/>
+        </w:rPr>
+        <w:t>mantained</w:t>
+      </w:r>
+      <w:proofErr w:type="spellEnd"/>
+      <w:r>
+        <w:rPr>
+          <w:b/>
+          <w:bCs/>
+          <w:color w:val="FF0000"/>
+          <w:u w:val="single"/>
+        </w:rPr>
+        <w:t xml:space="preserve"> for the same patient. </w:t>
+      </w:r>
+      <w:proofErr w:type="gramStart"/>
+      <w:r>
+        <w:rPr>
+          <w:b/>
+          <w:bCs/>
+          <w:color w:val="FF0000"/>
+          <w:u w:val="single"/>
+        </w:rPr>
+        <w:t>So</w:t>
+      </w:r>
+      <w:proofErr w:type="gramEnd"/>
+      <w:r>
+        <w:rPr>
+          <w:b/>
+          <w:bCs/>
+          <w:color w:val="FF0000"/>
+          <w:u w:val="single"/>
+        </w:rPr>
+        <w:t xml:space="preserve"> if someone has more than one </w:t>
+      </w:r>
+      <w:proofErr w:type="spellStart"/>
+      <w:r>
+        <w:rPr>
+          <w:b/>
+          <w:bCs/>
+          <w:color w:val="FF0000"/>
+          <w:u w:val="single"/>
+        </w:rPr>
+        <w:t>patid</w:t>
+      </w:r>
+      <w:proofErr w:type="spellEnd"/>
+      <w:r>
+        <w:rPr>
+          <w:b/>
+          <w:bCs/>
+          <w:color w:val="FF0000"/>
+          <w:u w:val="single"/>
+        </w:rPr>
+        <w:t xml:space="preserve"> in </w:t>
+      </w:r>
+      <w:proofErr w:type="spellStart"/>
+      <w:r>
+        <w:rPr>
+          <w:b/>
+          <w:bCs/>
+          <w:color w:val="FF0000"/>
+          <w:u w:val="single"/>
+        </w:rPr>
+        <w:t>aurum</w:t>
+      </w:r>
+      <w:proofErr w:type="spellEnd"/>
+      <w:r>
+        <w:rPr>
+          <w:b/>
+          <w:bCs/>
+          <w:color w:val="FF0000"/>
+          <w:u w:val="single"/>
+        </w:rPr>
+        <w:t xml:space="preserve"> only the last one is </w:t>
+      </w:r>
+      <w:proofErr w:type="spellStart"/>
+      <w:r>
+        <w:rPr>
+          <w:b/>
+          <w:bCs/>
+          <w:color w:val="FF0000"/>
+          <w:u w:val="single"/>
+        </w:rPr>
+        <w:t>mantained</w:t>
+      </w:r>
+      <w:proofErr w:type="spellEnd"/>
+      <w:r>
+        <w:rPr>
+          <w:b/>
+          <w:bCs/>
+          <w:color w:val="FF0000"/>
+          <w:u w:val="single"/>
+        </w:rPr>
+        <w:t>.</w:t>
+      </w:r>
+    </w:p>
+    <w:p>
+      <w:pPr>
+        <w:rPr>
+          <w:b/>
+          <w:bCs/>
+          <w:color w:val="FF0000"/>
+          <w:u w:val="single"/>
+        </w:rPr>
+      </w:pPr>
+      <w:r>
+        <w:rPr>
+          <w:b/>
+          <w:bCs/>
+          <w:color w:val="FF0000"/>
+          <w:u w:val="single"/>
+        </w:rPr>
+        <w:br w:type="page"/>
+      </w:r>
+    </w:p>
+    <w:p>
+      <w:pPr>
+        <w:rPr>
+          <w:b/>
+          <w:bCs/>
+          <w:u w:val="single"/>
+        </w:rPr>
+      </w:pPr>
+      <w:r>
+        <w:rPr>
+          <w:b/>
+          <w:bCs/>
+          <w:u w:val="single"/>
+        </w:rPr>
+        <w:lastRenderedPageBreak/>
+        <w:t>Compare cohort/</w:t>
+      </w:r>
+      <w:proofErr w:type="spellStart"/>
+      <w:r>
+        <w:rPr>
+          <w:b/>
+          <w:bCs/>
+          <w:u w:val="single"/>
+        </w:rPr>
+        <w:t>aurum</w:t>
+      </w:r>
+      <w:proofErr w:type="spellEnd"/>
+      <w:r>
+        <w:rPr>
+          <w:b/>
+          <w:bCs/>
+          <w:u w:val="single"/>
+        </w:rPr>
+        <w:t xml:space="preserve"> start and end dates</w:t>
+      </w:r>
+    </w:p>
+    <w:p>
+      <w:r>
+        <w:drawing>
+          <wp:inline distT="0" distB="0" distL="0" distR="0" wp14:anchorId="3936C170" wp14:editId="0D3B2EA0">
+            <wp:extent cx="5731510" cy="1595755"/>
+            <wp:effectExtent l="0" t="0" r="2540" b="4445"/>
+            <wp:docPr id="1070176929" name="Picture 1" descr="A screenshot of a computer&#10;&#10;Description automatically generated"/>
+            <wp:cNvGraphicFramePr>
+              <a:graphicFrameLocks xmlns:a="http://schemas.openxmlformats.org/drawingml/2006/main" noChangeAspect="1"/>
+            </wp:cNvGraphicFramePr>
+            <a:graphic xmlns:a="http://schemas.openxmlformats.org/drawingml/2006/main">
+              <a:graphicData uri="http://schemas.openxmlformats.org/drawingml/2006/picture">
+                <pic:pic xmlns:pic="http://schemas.openxmlformats.org/drawingml/2006/picture">
+                  <pic:nvPicPr>
+                    <pic:cNvPr id="1070176929" name="Picture 1" descr="A screenshot of a computer&#10;&#10;Description automatically generated"/>
+                    <pic:cNvPicPr/>
+                  </pic:nvPicPr>
+                  <pic:blipFill>
+                    <a:blip r:embed="rId50"/>
+                    <a:stretch>
+                      <a:fillRect/>
+                    </a:stretch>
+                  </pic:blipFill>
+                  <pic:spPr>
+                    <a:xfrm>
+                      <a:off x="0" y="0"/>
+                      <a:ext cx="5731510" cy="1595755"/>
+                    </a:xfrm>
+                    <a:prstGeom prst="rect">
+                      <a:avLst/>
+                    </a:prstGeom>
+                  </pic:spPr>
+                </pic:pic>
+              </a:graphicData>
+            </a:graphic>
+          </wp:inline>
+        </w:drawing>
+      </w:r>
+    </w:p>
+    <w:p/>
+    <w:p>
+      <w:r>
+        <w:drawing>
+          <wp:inline distT="0" distB="0" distL="0" distR="0" wp14:anchorId="34792C3A" wp14:editId="2A0F1997">
+            <wp:extent cx="5731510" cy="2922905"/>
+            <wp:effectExtent l="0" t="0" r="2540" b="0"/>
+            <wp:docPr id="323649068" name="Picture 1" descr="A graph of a graph&#10;&#10;Description automatically generated"/>
+            <wp:cNvGraphicFramePr>
+              <a:graphicFrameLocks xmlns:a="http://schemas.openxmlformats.org/drawingml/2006/main" noChangeAspect="1"/>
+            </wp:cNvGraphicFramePr>
+            <a:graphic xmlns:a="http://schemas.openxmlformats.org/drawingml/2006/main">
+              <a:graphicData uri="http://schemas.openxmlformats.org/drawingml/2006/picture">
+                <pic:pic xmlns:pic="http://schemas.openxmlformats.org/drawingml/2006/picture">
+                  <pic:nvPicPr>
+                    <pic:cNvPr id="323649068" name="Picture 1" descr="A graph of a graph&#10;&#10;Description automatically generated"/>
+                    <pic:cNvPicPr/>
+                  </pic:nvPicPr>
+                  <pic:blipFill>
+                    <a:blip r:embed="rId51"/>
+                    <a:stretch>
+                      <a:fillRect/>
+                    </a:stretch>
+                  </pic:blipFill>
+                  <pic:spPr>
+                    <a:xfrm>
+                      <a:off x="0" y="0"/>
+                      <a:ext cx="5731510" cy="2922905"/>
+                    </a:xfrm>
+                    <a:prstGeom prst="rect">
+                      <a:avLst/>
+                    </a:prstGeom>
+                  </pic:spPr>
+                </pic:pic>
+              </a:graphicData>
+            </a:graphic>
+          </wp:inline>
+        </w:drawing>
+      </w:r>
+    </w:p>
+    <w:p>
+      <w:r>
+        <w:br w:type="page"/>
+      </w:r>
+    </w:p>
+    <w:p>
+      <w:pPr>
+        <w:rPr>
+          <w:b/>
+          <w:bCs/>
+          <w:u w:val="single"/>
+        </w:rPr>
+      </w:pPr>
+      <w:r>
+        <w:rPr>
+          <w:b/>
+          <w:bCs/>
+          <w:u w:val="single"/>
+        </w:rPr>
+        <w:lastRenderedPageBreak/>
+        <w:t>Comparing the age of fracture</w:t>
+      </w:r>
+    </w:p>
+    <w:p>
+      <w:r>
+        <w:drawing>
+          <wp:inline distT="0" distB="0" distL="0" distR="0" wp14:anchorId="3952CC37" wp14:editId="557957E9">
+            <wp:extent cx="4206240" cy="3231339"/>
+            <wp:effectExtent l="0" t="0" r="3810" b="7620"/>
+            <wp:docPr id="611156507" name="Picture 1" descr="A graph of a person's age&#10;&#10;Description automatically generated with medium confidence"/>
+            <wp:cNvGraphicFramePr>
+              <a:graphicFrameLocks xmlns:a="http://schemas.openxmlformats.org/drawingml/2006/main" noChangeAspect="1"/>
+            </wp:cNvGraphicFramePr>
+            <a:graphic xmlns:a="http://schemas.openxmlformats.org/drawingml/2006/main">
+              <a:graphicData uri="http://schemas.openxmlformats.org/drawingml/2006/picture">
+                <pic:pic xmlns:pic="http://schemas.openxmlformats.org/drawingml/2006/picture">
+                  <pic:nvPicPr>
+                    <pic:cNvPr id="611156507" name="Picture 1" descr="A graph of a person's age&#10;&#10;Description automatically generated with medium confidence"/>
+                    <pic:cNvPicPr/>
+                  </pic:nvPicPr>
+                  <pic:blipFill>
+                    <a:blip r:embed="rId52"/>
+                    <a:stretch>
+                      <a:fillRect/>
+                    </a:stretch>
+                  </pic:blipFill>
+                  <pic:spPr>
+                    <a:xfrm>
+                      <a:off x="0" y="0"/>
+                      <a:ext cx="4219704" cy="3241682"/>
+                    </a:xfrm>
+                    <a:prstGeom prst="rect">
+                      <a:avLst/>
+                    </a:prstGeom>
+                  </pic:spPr>
+                </pic:pic>
+              </a:graphicData>
+            </a:graphic>
+          </wp:inline>
+        </w:drawing>
+      </w:r>
+    </w:p>
+    <w:p>
+      <w:r>
+        <w:drawing>
+          <wp:inline distT="0" distB="0" distL="0" distR="0" wp14:anchorId="7BDF9D3F" wp14:editId="53F1BCE2">
+            <wp:extent cx="3886200" cy="3216684"/>
+            <wp:effectExtent l="19050" t="19050" r="19050" b="22225"/>
+            <wp:docPr id="504398084" name="Picture 1" descr="A screenshot of a computer&#10;&#10;Description automatically generated"/>
+            <wp:cNvGraphicFramePr>
+              <a:graphicFrameLocks xmlns:a="http://schemas.openxmlformats.org/drawingml/2006/main" noChangeAspect="1"/>
+            </wp:cNvGraphicFramePr>
+            <a:graphic xmlns:a="http://schemas.openxmlformats.org/drawingml/2006/main">
+              <a:graphicData uri="http://schemas.openxmlformats.org/drawingml/2006/picture">
+                <pic:pic xmlns:pic="http://schemas.openxmlformats.org/drawingml/2006/picture">
+                  <pic:nvPicPr>
+                    <pic:cNvPr id="504398084" name="Picture 1" descr="A screenshot of a computer&#10;&#10;Description automatically generated"/>
+                    <pic:cNvPicPr/>
+                  </pic:nvPicPr>
+                  <pic:blipFill>
+                    <a:blip r:embed="rId53"/>
+                    <a:stretch>
+                      <a:fillRect/>
+                    </a:stretch>
+                  </pic:blipFill>
+                  <pic:spPr>
+                    <a:xfrm>
+                      <a:off x="0" y="0"/>
+                      <a:ext cx="3913986" cy="3239683"/>
+                    </a:xfrm>
+                    <a:prstGeom prst="rect">
+                      <a:avLst/>
+                    </a:prstGeom>
+                    <a:ln>
+                      <a:solidFill>
+                        <a:schemeClr val="accent4">
+                          <a:lumMod val="60000"/>
+                          <a:lumOff val="40000"/>
+                        </a:schemeClr>
+                      </a:solidFill>
+                    </a:ln>
+                  </pic:spPr>
+                </pic:pic>
+              </a:graphicData>
+            </a:graphic>
+          </wp:inline>
+        </w:drawing>
+      </w:r>
+    </w:p>
+    <w:p>
+      <w:r>
+        <w:drawing>
+          <wp:inline distT="0" distB="0" distL="0" distR="0" wp14:anchorId="582916FD" wp14:editId="3D812A0C">
+            <wp:extent cx="3848100" cy="914062"/>
+            <wp:effectExtent l="19050" t="19050" r="19050" b="19685"/>
+            <wp:docPr id="1594595920" name="Picture 1" descr="A screenshot of a computer&#10;&#10;Description automatically generated"/>
+            <wp:cNvGraphicFramePr>
+              <a:graphicFrameLocks xmlns:a="http://schemas.openxmlformats.org/drawingml/2006/main" noChangeAspect="1"/>
+            </wp:cNvGraphicFramePr>
+            <a:graphic xmlns:a="http://schemas.openxmlformats.org/drawingml/2006/main">
+              <a:graphicData uri="http://schemas.openxmlformats.org/drawingml/2006/picture">
+                <pic:pic xmlns:pic="http://schemas.openxmlformats.org/drawingml/2006/picture">
+                  <pic:nvPicPr>
+                    <pic:cNvPr id="1594595920" name="Picture 1" descr="A screenshot of a computer&#10;&#10;Description automatically generated"/>
+                    <pic:cNvPicPr/>
+                  </pic:nvPicPr>
+                  <pic:blipFill>
+                    <a:blip r:embed="rId54"/>
+                    <a:stretch>
+                      <a:fillRect/>
+                    </a:stretch>
+                  </pic:blipFill>
+                  <pic:spPr>
+                    <a:xfrm>
+                      <a:off x="0" y="0"/>
+                      <a:ext cx="3910115" cy="928793"/>
+                    </a:xfrm>
+                    <a:prstGeom prst="rect">
+                      <a:avLst/>
+                    </a:prstGeom>
+                    <a:ln>
+                      <a:solidFill>
+                        <a:schemeClr val="accent5">
+                          <a:lumMod val="60000"/>
+                          <a:lumOff val="40000"/>
+                        </a:schemeClr>
+                      </a:solidFill>
+                    </a:ln>
+                  </pic:spPr>
+                </pic:pic>
+              </a:graphicData>
+            </a:graphic>
+          </wp:inline>
+        </w:drawing>
+      </w:r>
+    </w:p>
+    <w:p>
+      <w:r>
+        <w:t>Similar median and IQR: Both datasets have similar distributions of fracture ages.</w:t>
+      </w:r>
+    </w:p>
+    <w:p>
+      <w:r>
+        <w:t>OMOP has more outliers: There are more extremely low fracture ages in OMOP, suggesting possible errors or more granular data capture.</w:t>
+      </w:r>
+    </w:p>
+    <w:p>
+      <w:r>
+        <w:lastRenderedPageBreak/>
+        <w:t>Slightly wider range in OMOP: The whiskers extend further, indicating OMOP may include more extreme values.</w:t>
+      </w:r>
+    </w:p>
+    <w:p>
+      <w:r>
+        <w:drawing>
+          <wp:inline distT="0" distB="0" distL="0" distR="0" wp14:anchorId="3BFED39E" wp14:editId="5404216E">
+            <wp:extent cx="4865370" cy="979435"/>
+            <wp:effectExtent l="19050" t="19050" r="11430" b="11430"/>
+            <wp:docPr id="191562580" name="Picture 1" descr="A screenshot of a computer&#10;&#10;Description automatically generated"/>
+            <wp:cNvGraphicFramePr>
+              <a:graphicFrameLocks xmlns:a="http://schemas.openxmlformats.org/drawingml/2006/main" noChangeAspect="1"/>
+            </wp:cNvGraphicFramePr>
+            <a:graphic xmlns:a="http://schemas.openxmlformats.org/drawingml/2006/main">
+              <a:graphicData uri="http://schemas.openxmlformats.org/drawingml/2006/picture">
+                <pic:pic xmlns:pic="http://schemas.openxmlformats.org/drawingml/2006/picture">
+                  <pic:nvPicPr>
+                    <pic:cNvPr id="191562580" name="Picture 1" descr="A screenshot of a computer&#10;&#10;Description automatically generated"/>
+                    <pic:cNvPicPr/>
+                  </pic:nvPicPr>
+                  <pic:blipFill>
+                    <a:blip r:embed="rId55"/>
+                    <a:stretch>
+                      <a:fillRect/>
+                    </a:stretch>
+                  </pic:blipFill>
+                  <pic:spPr>
+                    <a:xfrm>
+                      <a:off x="0" y="0"/>
+                      <a:ext cx="4899084" cy="986222"/>
+                    </a:xfrm>
+                    <a:prstGeom prst="rect">
+                      <a:avLst/>
+                    </a:prstGeom>
+                    <a:ln>
+                      <a:solidFill>
+                        <a:schemeClr val="accent4">
+                          <a:lumMod val="50000"/>
+                        </a:schemeClr>
+                      </a:solidFill>
+                    </a:ln>
+                  </pic:spPr>
+                </pic:pic>
+              </a:graphicData>
+            </a:graphic>
+          </wp:inline>
+        </w:drawing>
+      </w:r>
+    </w:p>
+    <w:p>
+      <w:r>
+        <w:drawing>
+          <wp:inline distT="0" distB="0" distL="0" distR="0" wp14:anchorId="2BF7C792" wp14:editId="702355E5">
+            <wp:extent cx="4872990" cy="1106222"/>
+            <wp:effectExtent l="19050" t="19050" r="22860" b="17780"/>
+            <wp:docPr id="1728839594" name="Picture 1" descr="A screenshot of a computer&#10;&#10;Description automatically generated"/>
+            <wp:cNvGraphicFramePr>
+              <a:graphicFrameLocks xmlns:a="http://schemas.openxmlformats.org/drawingml/2006/main" noChangeAspect="1"/>
+            </wp:cNvGraphicFramePr>
+            <a:graphic xmlns:a="http://schemas.openxmlformats.org/drawingml/2006/main">
+              <a:graphicData uri="http://schemas.openxmlformats.org/drawingml/2006/picture">
+                <pic:pic xmlns:pic="http://schemas.openxmlformats.org/drawingml/2006/picture">
+                  <pic:nvPicPr>
+                    <pic:cNvPr id="1728839594" name="Picture 1" descr="A screenshot of a computer&#10;&#10;Description automatically generated"/>
+                    <pic:cNvPicPr/>
+                  </pic:nvPicPr>
+                  <pic:blipFill>
+                    <a:blip r:embed="rId56"/>
+                    <a:stretch>
+                      <a:fillRect/>
+                    </a:stretch>
+                  </pic:blipFill>
+                  <pic:spPr>
+                    <a:xfrm>
+                      <a:off x="0" y="0"/>
+                      <a:ext cx="4906078" cy="1113733"/>
+                    </a:xfrm>
+                    <a:prstGeom prst="rect">
+                      <a:avLst/>
+                    </a:prstGeom>
+                    <a:ln>
+                      <a:solidFill>
+                        <a:schemeClr val="accent5">
+                          <a:lumMod val="50000"/>
+                        </a:schemeClr>
+                      </a:solidFill>
+                    </a:ln>
+                  </pic:spPr>
+                </pic:pic>
+              </a:graphicData>
+            </a:graphic>
+          </wp:inline>
+        </w:drawing>
+      </w:r>
+    </w:p>
+    <w:p>
+      <w:r>
+        <w:drawing>
+          <wp:inline distT="0" distB="0" distL="0" distR="0" wp14:anchorId="6AAD3C15" wp14:editId="071AC5D6">
+            <wp:extent cx="4076700" cy="3152600"/>
+            <wp:effectExtent l="0" t="0" r="0" b="0"/>
+            <wp:docPr id="818841225" name="Picture 1" descr="A graph of a diagram&#10;&#10;Description automatically generated with medium confidence"/>
+            <wp:cNvGraphicFramePr>
+              <a:graphicFrameLocks xmlns:a="http://schemas.openxmlformats.org/drawingml/2006/main" noChangeAspect="1"/>
+            </wp:cNvGraphicFramePr>
+            <a:graphic xmlns:a="http://schemas.openxmlformats.org/drawingml/2006/main">
+              <a:graphicData uri="http://schemas.openxmlformats.org/drawingml/2006/picture">
+                <pic:pic xmlns:pic="http://schemas.openxmlformats.org/drawingml/2006/picture">
+                  <pic:nvPicPr>
+                    <pic:cNvPr id="818841225" name="Picture 1" descr="A graph of a diagram&#10;&#10;Description automatically generated with medium confidence"/>
+                    <pic:cNvPicPr/>
+                  </pic:nvPicPr>
+                  <pic:blipFill>
+                    <a:blip r:embed="rId57"/>
+                    <a:stretch>
+                      <a:fillRect/>
+                    </a:stretch>
+                  </pic:blipFill>
+                  <pic:spPr>
+                    <a:xfrm>
+                      <a:off x="0" y="0"/>
+                      <a:ext cx="4081931" cy="3156646"/>
+                    </a:xfrm>
+                    <a:prstGeom prst="rect">
+                      <a:avLst/>
+                    </a:prstGeom>
+                  </pic:spPr>
+                </pic:pic>
+              </a:graphicData>
+            </a:graphic>
+          </wp:inline>
+        </w:drawing>
+      </w:r>
+    </w:p>
+    <w:p>
+      <w:pPr>
+        <w:rPr>
+          <w:b/>
+          <w:bCs/>
+          <w:u w:val="single"/>
+        </w:rPr>
+      </w:pPr>
+      <w:r>
+        <w:rPr>
+          <w:b/>
+          <w:bCs/>
+          <w:u w:val="single"/>
+        </w:rPr>
+        <w:t>Compare the death date</w:t>
+      </w:r>
+    </w:p>
+    <w:p>
+      <w:r>
+        <w:drawing>
+          <wp:inline distT="0" distB="0" distL="0" distR="0" wp14:anchorId="12BD50CE" wp14:editId="0322BD82">
+            <wp:extent cx="4572000" cy="1690313"/>
+            <wp:effectExtent l="19050" t="19050" r="19050" b="24765"/>
+            <wp:docPr id="668789963" name="Picture 1" descr="A screenshot of a computer&#10;&#10;Description automatically generated"/>
+            <wp:cNvGraphicFramePr>
+              <a:graphicFrameLocks xmlns:a="http://schemas.openxmlformats.org/drawingml/2006/main" noChangeAspect="1"/>
+            </wp:cNvGraphicFramePr>
+            <a:graphic xmlns:a="http://schemas.openxmlformats.org/drawingml/2006/main">
+              <a:graphicData uri="http://schemas.openxmlformats.org/drawingml/2006/picture">
+                <pic:pic xmlns:pic="http://schemas.openxmlformats.org/drawingml/2006/picture">
+                  <pic:nvPicPr>
+                    <pic:cNvPr id="668789963" name="Picture 1" descr="A screenshot of a computer&#10;&#10;Description automatically generated"/>
+                    <pic:cNvPicPr/>
+                  </pic:nvPicPr>
+                  <pic:blipFill>
+                    <a:blip r:embed="rId58"/>
+                    <a:stretch>
+                      <a:fillRect/>
+                    </a:stretch>
+                  </pic:blipFill>
+                  <pic:spPr>
+                    <a:xfrm>
+                      <a:off x="0" y="0"/>
+                      <a:ext cx="4579181" cy="1692968"/>
+                    </a:xfrm>
+                    <a:prstGeom prst="rect">
+                      <a:avLst/>
+                    </a:prstGeom>
+                    <a:ln>
+                      <a:solidFill>
+                        <a:schemeClr val="accent4">
+                          <a:lumMod val="60000"/>
+                          <a:lumOff val="40000"/>
+                        </a:schemeClr>
+                      </a:solidFill>
+                    </a:ln>
+                  </pic:spPr>
+                </pic:pic>
+              </a:graphicData>
+            </a:graphic>
+          </wp:inline>
+        </w:drawing>
+      </w:r>
+    </w:p>
+    <w:p>
+      <w:r>
+        <w:lastRenderedPageBreak/>
+        <w:drawing>
+          <wp:inline distT="0" distB="0" distL="0" distR="0" wp14:anchorId="438E70EB" wp14:editId="1D7A4EA9">
+            <wp:extent cx="4602480" cy="877561"/>
+            <wp:effectExtent l="19050" t="19050" r="7620" b="18415"/>
+            <wp:docPr id="1242678225" name="Picture 1" descr="A screenshot of a phone&#10;&#10;Description automatically generated"/>
+            <wp:cNvGraphicFramePr>
+              <a:graphicFrameLocks xmlns:a="http://schemas.openxmlformats.org/drawingml/2006/main" noChangeAspect="1"/>
+            </wp:cNvGraphicFramePr>
+            <a:graphic xmlns:a="http://schemas.openxmlformats.org/drawingml/2006/main">
+              <a:graphicData uri="http://schemas.openxmlformats.org/drawingml/2006/picture">
+                <pic:pic xmlns:pic="http://schemas.openxmlformats.org/drawingml/2006/picture">
+                  <pic:nvPicPr>
+                    <pic:cNvPr id="1242678225" name="Picture 1" descr="A screenshot of a phone&#10;&#10;Description automatically generated"/>
+                    <pic:cNvPicPr/>
+                  </pic:nvPicPr>
+                  <pic:blipFill>
+                    <a:blip r:embed="rId59"/>
+                    <a:stretch>
+                      <a:fillRect/>
+                    </a:stretch>
+                  </pic:blipFill>
+                  <pic:spPr>
+                    <a:xfrm>
+                      <a:off x="0" y="0"/>
+                      <a:ext cx="4651064" cy="886825"/>
+                    </a:xfrm>
+                    <a:prstGeom prst="rect">
+                      <a:avLst/>
+                    </a:prstGeom>
+                    <a:ln>
+                      <a:solidFill>
+                        <a:schemeClr val="accent5">
+                          <a:lumMod val="60000"/>
+                          <a:lumOff val="40000"/>
+                        </a:schemeClr>
+                      </a:solidFill>
+                    </a:ln>
+                  </pic:spPr>
+                </pic:pic>
+              </a:graphicData>
+            </a:graphic>
+          </wp:inline>
+        </w:drawing>
+      </w:r>
+    </w:p>
+    <w:p>
+      <w:r>
+        <w:drawing>
+          <wp:inline distT="0" distB="0" distL="0" distR="0" wp14:anchorId="3FF22A77" wp14:editId="4CD1E4BE">
+            <wp:extent cx="5250766" cy="1158240"/>
+            <wp:effectExtent l="19050" t="19050" r="26670" b="22860"/>
+            <wp:docPr id="1809572275" name="Picture 1" descr="A screenshot of a computer&#10;&#10;Description automatically generated"/>
+            <wp:cNvGraphicFramePr>
+              <a:graphicFrameLocks xmlns:a="http://schemas.openxmlformats.org/drawingml/2006/main" noChangeAspect="1"/>
+            </wp:cNvGraphicFramePr>
+            <a:graphic xmlns:a="http://schemas.openxmlformats.org/drawingml/2006/main">
+              <a:graphicData uri="http://schemas.openxmlformats.org/drawingml/2006/picture">
+                <pic:pic xmlns:pic="http://schemas.openxmlformats.org/drawingml/2006/picture">
+                  <pic:nvPicPr>
+                    <pic:cNvPr id="1809572275" name="Picture 1" descr="A screenshot of a computer&#10;&#10;Description automatically generated"/>
+                    <pic:cNvPicPr/>
+                  </pic:nvPicPr>
+                  <pic:blipFill>
+                    <a:blip r:embed="rId60"/>
+                    <a:stretch>
+                      <a:fillRect/>
+                    </a:stretch>
+                  </pic:blipFill>
+                  <pic:spPr>
+                    <a:xfrm>
+                      <a:off x="0" y="0"/>
+                      <a:ext cx="5280359" cy="1164768"/>
+                    </a:xfrm>
+                    <a:prstGeom prst="rect">
+                      <a:avLst/>
+                    </a:prstGeom>
+                    <a:ln>
+                      <a:solidFill>
+                        <a:schemeClr val="accent4">
+                          <a:lumMod val="50000"/>
+                        </a:schemeClr>
+                      </a:solidFill>
+                    </a:ln>
+                  </pic:spPr>
+                </pic:pic>
+              </a:graphicData>
+            </a:graphic>
+          </wp:inline>
+        </w:drawing>
+      </w:r>
+    </w:p>
+    <w:p>
+      <w:r>
+        <w:drawing>
+          <wp:inline distT="0" distB="0" distL="0" distR="0" wp14:anchorId="71486477" wp14:editId="26DD3936">
+            <wp:extent cx="5303520" cy="1334988"/>
+            <wp:effectExtent l="19050" t="19050" r="11430" b="17780"/>
+            <wp:docPr id="652662526" name="Picture 1" descr="A screenshot of a computer&#10;&#10;Description automatically generated"/>
+            <wp:cNvGraphicFramePr>
+              <a:graphicFrameLocks xmlns:a="http://schemas.openxmlformats.org/drawingml/2006/main" noChangeAspect="1"/>
+            </wp:cNvGraphicFramePr>
+            <a:graphic xmlns:a="http://schemas.openxmlformats.org/drawingml/2006/main">
+              <a:graphicData uri="http://schemas.openxmlformats.org/drawingml/2006/picture">
+                <pic:pic xmlns:pic="http://schemas.openxmlformats.org/drawingml/2006/picture">
+                  <pic:nvPicPr>
+                    <pic:cNvPr id="652662526" name="Picture 1" descr="A screenshot of a computer&#10;&#10;Description automatically generated"/>
+                    <pic:cNvPicPr/>
+                  </pic:nvPicPr>
+                  <pic:blipFill>
+                    <a:blip r:embed="rId61"/>
+                    <a:stretch>
+                      <a:fillRect/>
+                    </a:stretch>
+                  </pic:blipFill>
+                  <pic:spPr>
+                    <a:xfrm>
+                      <a:off x="0" y="0"/>
+                      <a:ext cx="5317820" cy="1338588"/>
+                    </a:xfrm>
+                    <a:prstGeom prst="rect">
+                      <a:avLst/>
+                    </a:prstGeom>
+                    <a:ln>
+                      <a:solidFill>
+                        <a:schemeClr val="accent5">
+                          <a:lumMod val="50000"/>
+                        </a:schemeClr>
+                      </a:solidFill>
+                    </a:ln>
+                  </pic:spPr>
+                </pic:pic>
+              </a:graphicData>
+            </a:graphic>
+          </wp:inline>
+        </w:drawing>
+      </w:r>
+    </w:p>
+    <w:p>
+      <w:r>
+        <w:drawing>
+          <wp:inline distT="0" distB="0" distL="0" distR="0" wp14:anchorId="7E6B059C" wp14:editId="1F6DD255">
+            <wp:extent cx="4808220" cy="3082780"/>
+            <wp:effectExtent l="0" t="0" r="0" b="3810"/>
+            <wp:docPr id="81347103" name="Picture 1" descr="A graph of a number of data&#10;&#10;Description automatically generated with medium confidence"/>
+            <wp:cNvGraphicFramePr>
+              <a:graphicFrameLocks xmlns:a="http://schemas.openxmlformats.org/drawingml/2006/main" noChangeAspect="1"/>
+            </wp:cNvGraphicFramePr>
+            <a:graphic xmlns:a="http://schemas.openxmlformats.org/drawingml/2006/main">
+              <a:graphicData uri="http://schemas.openxmlformats.org/drawingml/2006/picture">
+                <pic:pic xmlns:pic="http://schemas.openxmlformats.org/drawingml/2006/picture">
+                  <pic:nvPicPr>
+                    <pic:cNvPr id="81347103" name="Picture 1" descr="A graph of a number of data&#10;&#10;Description automatically generated with medium confidence"/>
+                    <pic:cNvPicPr/>
+                  </pic:nvPicPr>
+                  <pic:blipFill>
+                    <a:blip r:embed="rId62"/>
+                    <a:stretch>
+                      <a:fillRect/>
+                    </a:stretch>
+                  </pic:blipFill>
+                  <pic:spPr>
+                    <a:xfrm>
+                      <a:off x="0" y="0"/>
+                      <a:ext cx="4815207" cy="3087260"/>
+                    </a:xfrm>
+                    <a:prstGeom prst="rect">
+                      <a:avLst/>
+                    </a:prstGeom>
+                  </pic:spPr>
+                </pic:pic>
+              </a:graphicData>
+            </a:graphic>
+          </wp:inline>
+        </w:drawing>
+      </w:r>
+    </w:p>
+    <w:p>
+      <w:r>
+        <w:lastRenderedPageBreak/>
+        <w:drawing>
+          <wp:inline distT="0" distB="0" distL="0" distR="0" wp14:anchorId="37D55CDD" wp14:editId="1BE789DB">
+            <wp:extent cx="4861560" cy="3099204"/>
+            <wp:effectExtent l="0" t="0" r="0" b="6350"/>
+            <wp:docPr id="513266146" name="Picture 1" descr="A graph of a number of people&#10;&#10;Description automatically generated with medium confidence"/>
+            <wp:cNvGraphicFramePr>
+              <a:graphicFrameLocks xmlns:a="http://schemas.openxmlformats.org/drawingml/2006/main" noChangeAspect="1"/>
+            </wp:cNvGraphicFramePr>
+            <a:graphic xmlns:a="http://schemas.openxmlformats.org/drawingml/2006/main">
+              <a:graphicData uri="http://schemas.openxmlformats.org/drawingml/2006/picture">
+                <pic:pic xmlns:pic="http://schemas.openxmlformats.org/drawingml/2006/picture">
+                  <pic:nvPicPr>
+                    <pic:cNvPr id="513266146" name="Picture 1" descr="A graph of a number of people&#10;&#10;Description automatically generated with medium confidence"/>
+                    <pic:cNvPicPr/>
+                  </pic:nvPicPr>
+                  <pic:blipFill>
+                    <a:blip r:embed="rId63"/>
+                    <a:stretch>
+                      <a:fillRect/>
+                    </a:stretch>
+                  </pic:blipFill>
+                  <pic:spPr>
+                    <a:xfrm>
+                      <a:off x="0" y="0"/>
+                      <a:ext cx="4869462" cy="3104242"/>
+                    </a:xfrm>
+                    <a:prstGeom prst="rect">
+                      <a:avLst/>
+                    </a:prstGeom>
+                  </pic:spPr>
+                </pic:pic>
+              </a:graphicData>
+            </a:graphic>
+          </wp:inline>
+        </w:drawing>
+      </w:r>
+    </w:p>
+    <w:p>
+      <w:r>
+        <w:drawing>
+          <wp:inline distT="0" distB="0" distL="0" distR="0" wp14:anchorId="17C5F80C" wp14:editId="76A38499">
+            <wp:extent cx="5029200" cy="3045602"/>
+            <wp:effectExtent l="0" t="0" r="0" b="2540"/>
+            <wp:docPr id="2047423134" name="Picture 1" descr="A graph of a graph of a graph&#10;&#10;Description automatically generated with medium confidence"/>
+            <wp:cNvGraphicFramePr>
+              <a:graphicFrameLocks xmlns:a="http://schemas.openxmlformats.org/drawingml/2006/main" noChangeAspect="1"/>
+            </wp:cNvGraphicFramePr>
+            <a:graphic xmlns:a="http://schemas.openxmlformats.org/drawingml/2006/main">
+              <a:graphicData uri="http://schemas.openxmlformats.org/drawingml/2006/picture">
+                <pic:pic xmlns:pic="http://schemas.openxmlformats.org/drawingml/2006/picture">
+                  <pic:nvPicPr>
+                    <pic:cNvPr id="2047423134" name="Picture 1" descr="A graph of a graph of a graph&#10;&#10;Description automatically generated with medium confidence"/>
+                    <pic:cNvPicPr/>
+                  </pic:nvPicPr>
+                  <pic:blipFill>
+                    <a:blip r:embed="rId64"/>
+                    <a:stretch>
+                      <a:fillRect/>
+                    </a:stretch>
+                  </pic:blipFill>
+                  <pic:spPr>
+                    <a:xfrm>
+                      <a:off x="0" y="0"/>
+                      <a:ext cx="5038899" cy="3051475"/>
+                    </a:xfrm>
+                    <a:prstGeom prst="rect">
+                      <a:avLst/>
+                    </a:prstGeom>
+                  </pic:spPr>
+                </pic:pic>
+              </a:graphicData>
+            </a:graphic>
+          </wp:inline>
+        </w:drawing>
       </w:r>
     </w:p>
     <w:sectPr>
@@ -3843,6 +4967,10 @@
   <w:style w:type="paragraph" w:default="1" w:styleId="Normal">
     <w:name w:val="Normal"/>
     <w:qFormat/>
+    <w:rsid w:val="009B5FD7"/>
+    <w:rPr>
+      <w:sz w:val="22"/>
+    </w:rPr>
   </w:style>
   <w:style w:type="paragraph" w:styleId="Heading1">
     <w:name w:val="heading 1"/>
@@ -4045,7 +5173,6 @@
   <w:style w:type="character" w:default="1" w:styleId="DefaultParagraphFont">
     <w:name w:val="Default Paragraph Font"/>
     <w:uiPriority w:val="1"/>
-    <w:semiHidden/>
     <w:unhideWhenUsed/>
   </w:style>
   <w:style w:type="table" w:default="1" w:styleId="TableNormal">
